--- a/02_NeuroAI/WorkSheets/02_MitW_Worksheet_MachineLearning.docx
+++ b/02_NeuroAI/WorkSheets/02_MitW_Worksheet_MachineLearning.docx
@@ -6,13 +6,14 @@
       <w:pPr>
         <w:rPr>
           <w:rStyle w:val="TitleChar"/>
+          <w:rFonts w:ascii="Helvetica Light" w:hAnsi="Helvetica Light"/>
           <w:sz w:val="48"/>
           <w:szCs w:val="48"/>
         </w:rPr>
       </w:pPr>
       <w:r>
         <w:rPr>
-          <w:rFonts w:asciiTheme="majorHAnsi" w:eastAsiaTheme="majorEastAsia" w:hAnsiTheme="majorHAnsi" w:cstheme="majorBidi"/>
+          <w:rFonts w:ascii="Helvetica Light" w:eastAsiaTheme="majorEastAsia" w:hAnsi="Helvetica Light" w:cstheme="majorBidi"/>
           <w:spacing w:val="-10"/>
           <w:kern w:val="28"/>
           <w:sz w:val="48"/>
@@ -25,19 +26,15 @@
       <w:pPr>
         <w:rPr>
           <w:rStyle w:val="Heading1Char"/>
+          <w:rFonts w:ascii="Helvetica Light" w:hAnsi="Helvetica Light"/>
         </w:rPr>
       </w:pPr>
       <w:r>
         <w:rPr>
           <w:rStyle w:val="Heading1Char"/>
-        </w:rPr>
-        <w:t xml:space="preserve">Don’t get Eaten by the </w:t>
-      </w:r>
-      <w:r>
-        <w:rPr>
-          <w:rStyle w:val="Heading1Char"/>
-        </w:rPr>
-        <w:t>Tiger</w:t>
+          <w:rFonts w:ascii="Helvetica Light" w:hAnsi="Helvetica Light"/>
+        </w:rPr>
+        <w:t>Don’t get Eaten by the Tiger</w:t>
       </w:r>
     </w:p>
     <w:p>
@@ -62,11 +59,13 @@
         <w:pStyle w:val="Heading2"/>
         <w:rPr>
           <w:rStyle w:val="Heading1Char"/>
+          <w:rFonts w:ascii="Helvetica Light" w:hAnsi="Helvetica Light"/>
         </w:rPr>
       </w:pPr>
       <w:r>
         <w:rPr>
           <w:rStyle w:val="Heading1Char"/>
+          <w:rFonts w:ascii="Helvetica Light" w:hAnsi="Helvetica Light"/>
         </w:rPr>
         <w:t>Neuroscience of Decision Making</w:t>
       </w:r>
@@ -74,90 +73,188 @@
     <w:p>
       <w:pPr>
         <w:pStyle w:val="Heading3"/>
-      </w:pPr>
-      <w:r>
-        <w:t>The Neuron</w:t>
-      </w:r>
-    </w:p>
-    <w:p>
-      <w:r>
-        <w:t xml:space="preserve">What is the basic </w:t>
-      </w:r>
-      <w:r>
-        <w:rPr>
-          <w:b/>
-          <w:bCs/>
-        </w:rPr>
-        <w:t>unit of information</w:t>
-      </w:r>
-      <w:r>
-        <w:t xml:space="preserve"> </w:t>
-      </w:r>
-      <w:r>
+        <w:rPr>
+          <w:rFonts w:ascii="Helvetica Light" w:hAnsi="Helvetica Light"/>
+        </w:rPr>
+      </w:pPr>
+      <w:r>
+        <w:rPr>
+          <w:rFonts w:ascii="Helvetica Light" w:hAnsi="Helvetica Light"/>
+        </w:rPr>
+        <w:t xml:space="preserve">Exercise 1: </w:t>
+      </w:r>
+      <w:r>
+        <w:rPr>
+          <w:rFonts w:ascii="Helvetica Light" w:hAnsi="Helvetica Light"/>
+        </w:rPr>
+        <w:t>How does a</w:t>
+      </w:r>
+      <w:r>
+        <w:rPr>
+          <w:rFonts w:ascii="Helvetica Light" w:hAnsi="Helvetica Light"/>
+        </w:rPr>
+        <w:t xml:space="preserve"> Neuron</w:t>
+      </w:r>
+      <w:r>
+        <w:rPr>
+          <w:rFonts w:ascii="Helvetica Light" w:hAnsi="Helvetica Light"/>
+        </w:rPr>
+        <w:t xml:space="preserve"> Work</w:t>
+      </w:r>
+    </w:p>
+    <w:p>
+      <w:pPr>
+        <w:rPr>
+          <w:rFonts w:ascii="Helvetica Light" w:hAnsi="Helvetica Light"/>
+        </w:rPr>
+      </w:pPr>
+      <w:r>
+        <w:rPr>
+          <w:rFonts w:ascii="Helvetica Light" w:hAnsi="Helvetica Light"/>
+        </w:rPr>
+        <w:t xml:space="preserve">What is the basic unit of information </w:t>
+      </w:r>
+      <w:r>
+        <w:rPr>
+          <w:rFonts w:ascii="Helvetica Light" w:hAnsi="Helvetica Light"/>
+        </w:rPr>
         <w:t>for a</w:t>
       </w:r>
       <w:r>
+        <w:rPr>
+          <w:rFonts w:ascii="Helvetica Light" w:hAnsi="Helvetica Light"/>
+        </w:rPr>
         <w:t xml:space="preserve"> neuron?</w:t>
       </w:r>
       <w:r>
+        <w:rPr>
+          <w:rFonts w:ascii="Helvetica Light" w:hAnsi="Helvetica Light"/>
+        </w:rPr>
         <w:br/>
       </w:r>
     </w:p>
-    <w:p/>
-    <w:p/>
-    <w:p>
-      <w:r>
-        <w:t xml:space="preserve">How do we </w:t>
-      </w:r>
-      <w:r>
-        <w:rPr>
-          <w:b/>
-          <w:bCs/>
-        </w:rPr>
-        <w:t>encode</w:t>
-      </w:r>
-      <w:r>
-        <w:t xml:space="preserve"> it mathematically?</w:t>
-      </w:r>
-    </w:p>
-    <w:p/>
-    <w:p/>
-    <w:p/>
-    <w:p/>
+    <w:p>
+      <w:pPr>
+        <w:rPr>
+          <w:rFonts w:ascii="Helvetica Light" w:hAnsi="Helvetica Light"/>
+        </w:rPr>
+      </w:pPr>
+    </w:p>
+    <w:p>
+      <w:pPr>
+        <w:rPr>
+          <w:rFonts w:ascii="Helvetica Light" w:hAnsi="Helvetica Light"/>
+        </w:rPr>
+      </w:pPr>
+    </w:p>
+    <w:p>
+      <w:pPr>
+        <w:rPr>
+          <w:rFonts w:ascii="Helvetica Light" w:hAnsi="Helvetica Light"/>
+        </w:rPr>
+      </w:pPr>
+      <w:r>
+        <w:rPr>
+          <w:rFonts w:ascii="Helvetica Light" w:hAnsi="Helvetica Light"/>
+        </w:rPr>
+        <w:t>How do we encode it mathematically?</w:t>
+      </w:r>
+    </w:p>
+    <w:p>
+      <w:pPr>
+        <w:rPr>
+          <w:rFonts w:ascii="Helvetica Light" w:hAnsi="Helvetica Light"/>
+        </w:rPr>
+      </w:pPr>
+    </w:p>
+    <w:p>
+      <w:pPr>
+        <w:rPr>
+          <w:rFonts w:ascii="Helvetica Light" w:hAnsi="Helvetica Light"/>
+        </w:rPr>
+      </w:pPr>
+    </w:p>
+    <w:p>
+      <w:pPr>
+        <w:rPr>
+          <w:rFonts w:ascii="Helvetica Light" w:hAnsi="Helvetica Light"/>
+        </w:rPr>
+      </w:pPr>
+    </w:p>
+    <w:p>
+      <w:pPr>
+        <w:rPr>
+          <w:rFonts w:ascii="Helvetica Light" w:hAnsi="Helvetica Light"/>
+        </w:rPr>
+      </w:pPr>
+    </w:p>
     <w:p>
       <w:pPr>
         <w:pStyle w:val="Heading3"/>
-      </w:pPr>
-      <w:r>
+        <w:rPr>
+          <w:rFonts w:ascii="Helvetica Light" w:hAnsi="Helvetica Light"/>
+        </w:rPr>
+      </w:pPr>
+      <w:r>
+        <w:rPr>
+          <w:rFonts w:ascii="Helvetica Light" w:hAnsi="Helvetica Light"/>
+        </w:rPr>
+        <w:t xml:space="preserve">Exercise 2: </w:t>
+      </w:r>
+      <w:r>
+        <w:rPr>
+          <w:rFonts w:ascii="Helvetica Light" w:hAnsi="Helvetica Light"/>
+        </w:rPr>
         <w:t xml:space="preserve">Two </w:t>
       </w:r>
       <w:r>
+        <w:rPr>
+          <w:rFonts w:ascii="Helvetica Light" w:hAnsi="Helvetica Light"/>
+        </w:rPr>
         <w:t xml:space="preserve">Populations </w:t>
       </w:r>
       <w:r>
+        <w:rPr>
+          <w:rFonts w:ascii="Helvetica Light" w:hAnsi="Helvetica Light"/>
+        </w:rPr>
         <w:t xml:space="preserve">of </w:t>
       </w:r>
       <w:r>
+        <w:rPr>
+          <w:rFonts w:ascii="Helvetica Light" w:hAnsi="Helvetica Light"/>
+        </w:rPr>
         <w:t>Neurons</w:t>
       </w:r>
     </w:p>
     <w:p>
-      <w:r>
+      <w:pPr>
+        <w:rPr>
+          <w:rFonts w:ascii="Helvetica Light" w:hAnsi="Helvetica Light"/>
+        </w:rPr>
+      </w:pPr>
+      <w:r>
+        <w:rPr>
+          <w:rFonts w:ascii="Helvetica Light" w:hAnsi="Helvetica Light"/>
+        </w:rPr>
         <w:t>Label the graph:</w:t>
       </w:r>
     </w:p>
     <w:p>
       <w:pPr>
         <w:jc w:val="center"/>
-      </w:pPr>
-      <w:r>
-        <w:rPr>
+        <w:rPr>
+          <w:rFonts w:ascii="Helvetica Light" w:hAnsi="Helvetica Light"/>
+        </w:rPr>
+      </w:pPr>
+      <w:r>
+        <w:rPr>
+          <w:rFonts w:ascii="Helvetica Light" w:hAnsi="Helvetica Light"/>
           <w:noProof/>
         </w:rPr>
         <w:drawing>
-          <wp:inline distT="0" distB="0" distL="0" distR="0" wp14:anchorId="3C10ADD6" wp14:editId="2B9990C4">
-            <wp:extent cx="2768481" cy="1645920"/>
-            <wp:effectExtent l="0" t="0" r="635" b="5080"/>
+          <wp:inline distT="0" distB="0" distL="0" distR="0" wp14:anchorId="3C10ADD6" wp14:editId="2C0BE71A">
+            <wp:extent cx="2552499" cy="1517515"/>
+            <wp:effectExtent l="0" t="0" r="635" b="0"/>
             <wp:docPr id="1214797447" name="Picture 4" descr="A screenshot of a diagram&#10;&#10;Description automatically generated"/>
             <wp:cNvGraphicFramePr>
               <a:graphicFrameLocks xmlns:a="http://schemas.openxmlformats.org/drawingml/2006/main" noChangeAspect="1"/>
@@ -183,7 +280,7 @@
                   <pic:spPr bwMode="auto">
                     <a:xfrm>
                       <a:off x="0" y="0"/>
-                      <a:ext cx="2785018" cy="1655752"/>
+                      <a:ext cx="2581116" cy="1534529"/>
                     </a:xfrm>
                     <a:prstGeom prst="rect">
                       <a:avLst/>
@@ -206,23 +303,76 @@
     </w:p>
     <w:p>
       <w:pPr>
+        <w:pStyle w:val="Heading3"/>
+        <w:rPr>
+          <w:rFonts w:ascii="Helvetica Light" w:hAnsi="Helvetica Light"/>
+        </w:rPr>
+      </w:pPr>
+      <w:r>
+        <w:rPr>
+          <w:rFonts w:ascii="Helvetica Light" w:hAnsi="Helvetica Light"/>
+        </w:rPr>
+        <w:t xml:space="preserve">Exercise </w:t>
+      </w:r>
+      <w:r>
+        <w:rPr>
+          <w:rFonts w:ascii="Helvetica Light" w:hAnsi="Helvetica Light"/>
+        </w:rPr>
+        <w:t>3</w:t>
+      </w:r>
+      <w:r>
+        <w:rPr>
+          <w:rFonts w:ascii="Helvetica Light" w:hAnsi="Helvetica Light"/>
+        </w:rPr>
+        <w:t>: Two Populations of Neurons</w:t>
+      </w:r>
+      <w:r>
+        <w:rPr>
+          <w:rFonts w:ascii="Helvetica Light" w:hAnsi="Helvetica Light"/>
+        </w:rPr>
+        <w:t xml:space="preserve"> (Students)</w:t>
+      </w:r>
+    </w:p>
+    <w:p>
+      <w:pPr>
+        <w:rPr>
+          <w:rFonts w:ascii="Helvetica Light" w:hAnsi="Helvetica Light"/>
+        </w:rPr>
+      </w:pPr>
+    </w:p>
+    <w:p>
+      <w:pPr>
+        <w:rPr>
+          <w:rFonts w:ascii="Helvetica Light" w:hAnsi="Helvetica Light"/>
+        </w:rPr>
+      </w:pPr>
+      <w:r>
+        <w:rPr>
+          <w:rFonts w:ascii="Helvetica Light" w:hAnsi="Helvetica Light"/>
+        </w:rPr>
+        <w:t xml:space="preserve">Count and time the number of students response to over time sketch the left group in red and the right in green. </w:t>
+      </w:r>
+    </w:p>
+    <w:p>
+      <w:pPr>
         <w:jc w:val="center"/>
         <w:rPr>
           <w:rStyle w:val="Heading1Char"/>
-        </w:rPr>
-      </w:pPr>
-      <w:r>
-        <w:rPr>
-          <w:rFonts w:asciiTheme="majorHAnsi" w:eastAsiaTheme="majorEastAsia" w:hAnsiTheme="majorHAnsi" w:cstheme="majorBidi"/>
+          <w:rFonts w:ascii="Helvetica Light" w:hAnsi="Helvetica Light"/>
+        </w:rPr>
+      </w:pPr>
+      <w:r>
+        <w:rPr>
+          <w:rFonts w:ascii="Helvetica Light" w:eastAsiaTheme="majorEastAsia" w:hAnsi="Helvetica Light" w:cstheme="majorBidi"/>
           <w:noProof/>
           <w:color w:val="0F4761" w:themeColor="accent1" w:themeShade="BF"/>
           <w:sz w:val="40"/>
           <w:szCs w:val="40"/>
         </w:rPr>
         <w:drawing>
-          <wp:inline distT="0" distB="0" distL="0" distR="0" wp14:anchorId="1FAC28F4" wp14:editId="29679CA7">
-            <wp:extent cx="4529797" cy="3019865"/>
-            <wp:effectExtent l="0" t="0" r="4445" b="3175"/>
+          <wp:inline distT="0" distB="0" distL="0" distR="0" wp14:anchorId="1FAC28F4" wp14:editId="34834C1E">
+            <wp:extent cx="3560324" cy="2373549"/>
+            <wp:effectExtent l="0" t="0" r="0" b="1905"/>
             <wp:docPr id="1387617535" name="Picture 10" descr="A line drawing of a piece of paper&#10;&#10;Description automatically generated"/>
             <wp:cNvGraphicFramePr>
               <a:graphicFrameLocks xmlns:a="http://schemas.openxmlformats.org/drawingml/2006/main" noChangeAspect="1"/>
@@ -249,7 +399,7 @@
                   <pic:spPr>
                     <a:xfrm>
                       <a:off x="0" y="0"/>
-                      <a:ext cx="4544697" cy="3029798"/>
+                      <a:ext cx="3579745" cy="2386496"/>
                     </a:xfrm>
                     <a:prstGeom prst="rect">
                       <a:avLst/>
@@ -264,6 +414,7 @@
       <w:r>
         <w:rPr>
           <w:rStyle w:val="Heading1Char"/>
+          <w:rFonts w:ascii="Helvetica Light" w:hAnsi="Helvetica Light"/>
         </w:rPr>
         <w:br w:type="page"/>
       </w:r>
@@ -273,54 +424,101 @@
         <w:pStyle w:val="Heading3"/>
         <w:rPr>
           <w:rStyle w:val="Heading1Char"/>
+          <w:rFonts w:ascii="Helvetica Light" w:hAnsi="Helvetica Light"/>
         </w:rPr>
       </w:pPr>
       <w:r>
         <w:rPr>
           <w:rStyle w:val="Heading1Char"/>
+          <w:rFonts w:ascii="Helvetica Light" w:hAnsi="Helvetica Light"/>
         </w:rPr>
         <w:lastRenderedPageBreak/>
         <w:t>Making Decisions</w:t>
       </w:r>
     </w:p>
     <w:p>
-      <w:r>
+      <w:pPr>
+        <w:pStyle w:val="Heading3"/>
+        <w:rPr>
+          <w:rFonts w:ascii="Helvetica Light" w:hAnsi="Helvetica Light"/>
+        </w:rPr>
+      </w:pPr>
+      <w:r>
+        <w:rPr>
+          <w:rFonts w:ascii="Helvetica Light" w:hAnsi="Helvetica Light"/>
+        </w:rPr>
+        <w:t xml:space="preserve">Exercise </w:t>
+      </w:r>
+      <w:r>
+        <w:rPr>
+          <w:rFonts w:ascii="Helvetica Light" w:hAnsi="Helvetica Light"/>
+        </w:rPr>
+        <w:t>4</w:t>
+      </w:r>
+      <w:r>
+        <w:rPr>
+          <w:rFonts w:ascii="Helvetica Light" w:hAnsi="Helvetica Light"/>
+        </w:rPr>
+        <w:t xml:space="preserve">: </w:t>
+      </w:r>
+      <w:r>
+        <w:rPr>
+          <w:rFonts w:ascii="Helvetica Light" w:hAnsi="Helvetica Light"/>
+        </w:rPr>
+        <w:t>Are you Correct</w:t>
+      </w:r>
+    </w:p>
+    <w:p>
+      <w:pPr>
+        <w:rPr>
+          <w:rFonts w:ascii="Helvetica Light" w:hAnsi="Helvetica Light"/>
+        </w:rPr>
+      </w:pPr>
+      <w:r>
+        <w:rPr>
+          <w:rFonts w:ascii="Helvetica Light" w:hAnsi="Helvetica Light"/>
+        </w:rPr>
         <w:t>Label the graph</w:t>
       </w:r>
       <w:r>
+        <w:rPr>
+          <w:rFonts w:ascii="Helvetica Light" w:hAnsi="Helvetica Light"/>
+        </w:rPr>
         <w:t>:</w:t>
       </w:r>
     </w:p>
     <w:p>
-      <w:r>
-        <w:t xml:space="preserve">Where is the </w:t>
-      </w:r>
-      <w:r>
-        <w:rPr>
-          <w:b/>
-          <w:bCs/>
-        </w:rPr>
-        <w:t>50-50 chance line</w:t>
-      </w:r>
-      <w:r>
-        <w:t>?</w:t>
+      <w:pPr>
+        <w:rPr>
+          <w:rFonts w:ascii="Helvetica Light" w:hAnsi="Helvetica Light"/>
+        </w:rPr>
+      </w:pPr>
+      <w:r>
+        <w:rPr>
+          <w:rFonts w:ascii="Helvetica Light" w:hAnsi="Helvetica Light"/>
+        </w:rPr>
+        <w:t>Where is the 50-50 chance line?</w:t>
       </w:r>
     </w:p>
     <w:p>
       <w:pPr>
         <w:rPr>
           <w:rStyle w:val="Heading1Char"/>
-          <w:rFonts w:asciiTheme="minorHAnsi" w:eastAsiaTheme="minorHAnsi" w:hAnsiTheme="minorHAnsi" w:cstheme="minorBidi"/>
+          <w:rFonts w:ascii="Helvetica Light" w:eastAsiaTheme="minorHAnsi" w:hAnsi="Helvetica Light" w:cstheme="minorBidi"/>
           <w:color w:val="auto"/>
           <w:sz w:val="24"/>
           <w:szCs w:val="24"/>
         </w:rPr>
       </w:pPr>
       <w:r>
+        <w:rPr>
+          <w:rFonts w:ascii="Helvetica Light" w:hAnsi="Helvetica Light"/>
+        </w:rPr>
         <w:t>Fill in the graph with your answers:</w:t>
       </w:r>
       <w:r>
         <w:rPr>
+          <w:rFonts w:ascii="Helvetica Light" w:hAnsi="Helvetica Light"/>
           <w:noProof/>
         </w:rPr>
         <mc:AlternateContent>
@@ -407,11 +605,12 @@
         <w:jc w:val="center"/>
         <w:rPr>
           <w:rStyle w:val="Heading1Char"/>
-        </w:rPr>
-      </w:pPr>
-      <w:r>
-        <w:rPr>
-          <w:rFonts w:asciiTheme="majorHAnsi" w:eastAsiaTheme="majorEastAsia" w:hAnsiTheme="majorHAnsi" w:cstheme="majorBidi"/>
+          <w:rFonts w:ascii="Helvetica Light" w:hAnsi="Helvetica Light"/>
+        </w:rPr>
+      </w:pPr>
+      <w:r>
+        <w:rPr>
+          <w:rFonts w:ascii="Helvetica Light" w:eastAsiaTheme="majorEastAsia" w:hAnsi="Helvetica Light" w:cstheme="majorBidi"/>
           <w:noProof/>
           <w:color w:val="0F4761" w:themeColor="accent1" w:themeShade="BF"/>
           <w:sz w:val="40"/>
@@ -464,11 +663,13 @@
       <w:pPr>
         <w:rPr>
           <w:rStyle w:val="Heading1Char"/>
+          <w:rFonts w:ascii="Helvetica Light" w:hAnsi="Helvetica Light"/>
         </w:rPr>
       </w:pPr>
       <w:r>
         <w:rPr>
           <w:rStyle w:val="Heading1Char"/>
+          <w:rFonts w:ascii="Helvetica Light" w:hAnsi="Helvetica Light"/>
         </w:rPr>
         <w:br w:type="page"/>
       </w:r>
@@ -478,11 +679,13 @@
         <w:pStyle w:val="Heading2"/>
         <w:rPr>
           <w:rStyle w:val="Heading1Char"/>
+          <w:rFonts w:ascii="Helvetica Light" w:hAnsi="Helvetica Light"/>
         </w:rPr>
       </w:pPr>
       <w:r>
         <w:rPr>
           <w:rStyle w:val="Heading1Char"/>
+          <w:rFonts w:ascii="Helvetica Light" w:hAnsi="Helvetica Light"/>
         </w:rPr>
         <w:lastRenderedPageBreak/>
         <w:t>Machine Learning</w:t>
@@ -490,33 +693,38 @@
       <w:r>
         <w:rPr>
           <w:rStyle w:val="Heading1Char"/>
+          <w:rFonts w:ascii="Helvetica Light" w:hAnsi="Helvetica Light"/>
         </w:rPr>
         <w:t xml:space="preserve"> of Decision Making</w:t>
       </w:r>
       <w:r>
         <w:rPr>
           <w:rStyle w:val="Heading1Char"/>
+          <w:rFonts w:ascii="Helvetica Light" w:hAnsi="Helvetica Light"/>
         </w:rPr>
         <w:tab/>
       </w:r>
       <w:r>
         <w:rPr>
           <w:rStyle w:val="Heading1Char"/>
+          <w:rFonts w:ascii="Helvetica Light" w:hAnsi="Helvetica Light"/>
         </w:rPr>
         <w:tab/>
       </w:r>
       <w:r>
         <w:rPr>
           <w:rStyle w:val="Heading1Char"/>
+          <w:rFonts w:ascii="Helvetica Light" w:hAnsi="Helvetica Light"/>
         </w:rPr>
         <w:tab/>
       </w:r>
       <w:r>
         <w:rPr>
+          <w:rFonts w:ascii="Helvetica Light" w:hAnsi="Helvetica Light"/>
           <w:noProof/>
         </w:rPr>
         <w:drawing>
-          <wp:inline distT="0" distB="0" distL="0" distR="0" wp14:anchorId="23735563" wp14:editId="0BA09C51">
+          <wp:inline distT="0" distB="0" distL="0" distR="0" wp14:anchorId="23735563" wp14:editId="03BFCA90">
             <wp:extent cx="363623" cy="402115"/>
             <wp:effectExtent l="0" t="0" r="5080" b="4445"/>
             <wp:docPr id="10" name="Picture 5" descr="Diagram&#10;&#10;Description automatically generated">
@@ -574,97 +782,228 @@
     <w:p>
       <w:pPr>
         <w:pStyle w:val="Heading3"/>
-      </w:pPr>
-      <w:r>
+        <w:rPr>
+          <w:rFonts w:ascii="Helvetica Light" w:hAnsi="Helvetica Light"/>
+        </w:rPr>
+      </w:pPr>
+      <w:r>
+        <w:rPr>
+          <w:rFonts w:ascii="Helvetica Light" w:hAnsi="Helvetica Light"/>
+        </w:rPr>
+        <w:t xml:space="preserve">Exercise </w:t>
+      </w:r>
+      <w:r>
+        <w:rPr>
+          <w:rFonts w:ascii="Helvetica Light" w:hAnsi="Helvetica Light"/>
+        </w:rPr>
+        <w:t>5</w:t>
+      </w:r>
+      <w:r>
+        <w:rPr>
+          <w:rFonts w:ascii="Helvetica Light" w:hAnsi="Helvetica Light"/>
+        </w:rPr>
+        <w:t xml:space="preserve">: </w:t>
+      </w:r>
+      <w:r>
+        <w:rPr>
+          <w:rFonts w:ascii="Helvetica Light" w:hAnsi="Helvetica Light"/>
+        </w:rPr>
         <w:t xml:space="preserve">The </w:t>
       </w:r>
       <w:r>
+        <w:rPr>
+          <w:rFonts w:ascii="Helvetica Light" w:hAnsi="Helvetica Light"/>
+        </w:rPr>
+        <w:t xml:space="preserve">Machine Learning </w:t>
+      </w:r>
+      <w:r>
+        <w:rPr>
+          <w:rFonts w:ascii="Helvetica Light" w:hAnsi="Helvetica Light"/>
+        </w:rPr>
         <w:t>Algorithm</w:t>
       </w:r>
     </w:p>
     <w:p>
-      <w:r>
-        <w:t xml:space="preserve">What is an </w:t>
-      </w:r>
-      <w:r>
-        <w:rPr>
-          <w:b/>
-          <w:bCs/>
-        </w:rPr>
-        <w:t>algorithm</w:t>
-      </w:r>
-      <w:r>
-        <w:t xml:space="preserve">? Give an </w:t>
-      </w:r>
-      <w:r>
-        <w:rPr>
-          <w:b/>
-          <w:bCs/>
-        </w:rPr>
-        <w:t>example</w:t>
-      </w:r>
-      <w:r>
+      <w:pPr>
+        <w:rPr>
+          <w:rFonts w:ascii="Helvetica Light" w:hAnsi="Helvetica Light"/>
+        </w:rPr>
+      </w:pPr>
+      <w:r>
+        <w:rPr>
+          <w:rFonts w:ascii="Helvetica Light" w:hAnsi="Helvetica Light"/>
+        </w:rPr>
+        <w:t>What is a</w:t>
+      </w:r>
+      <w:r>
+        <w:rPr>
+          <w:rFonts w:ascii="Helvetica Light" w:hAnsi="Helvetica Light"/>
+        </w:rPr>
+        <w:t xml:space="preserve"> Machine Learning</w:t>
+      </w:r>
+      <w:r>
+        <w:rPr>
+          <w:rFonts w:ascii="Helvetica Light" w:hAnsi="Helvetica Light"/>
+        </w:rPr>
+        <w:t xml:space="preserve"> algorithm? </w:t>
+      </w:r>
+    </w:p>
+    <w:p>
+      <w:pPr>
+        <w:pStyle w:val="Heading3"/>
+        <w:rPr>
+          <w:rFonts w:ascii="Helvetica Light" w:hAnsi="Helvetica Light"/>
+        </w:rPr>
+      </w:pPr>
+    </w:p>
+    <w:p>
+      <w:pPr>
+        <w:rPr>
+          <w:rFonts w:ascii="Helvetica Light" w:hAnsi="Helvetica Light"/>
+        </w:rPr>
+      </w:pPr>
+    </w:p>
+    <w:p>
+      <w:pPr>
+        <w:rPr>
+          <w:rFonts w:ascii="Helvetica Light" w:hAnsi="Helvetica Light"/>
+        </w:rPr>
+      </w:pPr>
+    </w:p>
+    <w:p>
+      <w:pPr>
+        <w:rPr>
+          <w:rFonts w:ascii="Helvetica Light" w:hAnsi="Helvetica Light"/>
+        </w:rPr>
+      </w:pPr>
+    </w:p>
+    <w:p>
+      <w:pPr>
+        <w:rPr>
+          <w:rFonts w:ascii="Helvetica Light" w:hAnsi="Helvetica Light"/>
+        </w:rPr>
+      </w:pPr>
+      <w:r>
+        <w:rPr>
+          <w:rFonts w:ascii="Helvetica Light" w:hAnsi="Helvetica Light"/>
+        </w:rPr>
+        <w:t>Give an example</w:t>
+      </w:r>
+      <w:r>
+        <w:rPr>
+          <w:rFonts w:ascii="Helvetica Light" w:hAnsi="Helvetica Light"/>
+        </w:rPr>
+        <w:t xml:space="preserve"> of Machine Learning in your day to day life</w:t>
+      </w:r>
+      <w:r>
+        <w:rPr>
+          <w:rFonts w:ascii="Helvetica Light" w:hAnsi="Helvetica Light"/>
+        </w:rPr>
         <w:t>?</w:t>
       </w:r>
     </w:p>
     <w:p>
       <w:pPr>
+        <w:rPr>
+          <w:rFonts w:ascii="Helvetica Light" w:hAnsi="Helvetica Light"/>
+        </w:rPr>
+      </w:pPr>
+    </w:p>
+    <w:p>
+      <w:pPr>
+        <w:rPr>
+          <w:rFonts w:ascii="Helvetica Light" w:hAnsi="Helvetica Light"/>
+        </w:rPr>
+      </w:pPr>
+    </w:p>
+    <w:p>
+      <w:pPr>
+        <w:rPr>
+          <w:rFonts w:ascii="Helvetica Light" w:hAnsi="Helvetica Light"/>
+        </w:rPr>
+      </w:pPr>
+    </w:p>
+    <w:p>
+      <w:pPr>
+        <w:rPr>
+          <w:rFonts w:ascii="Helvetica Light" w:hAnsi="Helvetica Light"/>
+        </w:rPr>
+      </w:pPr>
+    </w:p>
+    <w:p>
+      <w:pPr>
+        <w:rPr>
+          <w:rFonts w:ascii="Helvetica Light" w:hAnsi="Helvetica Light"/>
+        </w:rPr>
+      </w:pPr>
+    </w:p>
+    <w:p>
+      <w:pPr>
         <w:pStyle w:val="Heading3"/>
-      </w:pPr>
-    </w:p>
-    <w:p/>
-    <w:p/>
-    <w:p/>
-    <w:p>
-      <w:r>
-        <w:t xml:space="preserve">What is </w:t>
-      </w:r>
-      <w:r>
-        <w:rPr>
-          <w:b/>
-          <w:bCs/>
-        </w:rPr>
-        <w:t>Machine Learning</w:t>
-      </w:r>
-      <w:r>
-        <w:t xml:space="preserve">? </w:t>
-      </w:r>
-    </w:p>
-    <w:p/>
-    <w:p/>
-    <w:p/>
-    <w:p/>
-    <w:p/>
-    <w:p/>
-    <w:p>
-      <w:pPr>
-        <w:pStyle w:val="Heading3"/>
-      </w:pPr>
-      <w:r>
+        <w:rPr>
+          <w:rFonts w:ascii="Helvetica Light" w:hAnsi="Helvetica Light"/>
+        </w:rPr>
+      </w:pPr>
+      <w:r>
+        <w:rPr>
+          <w:rFonts w:ascii="Helvetica Light" w:hAnsi="Helvetica Light"/>
+        </w:rPr>
+        <w:t xml:space="preserve">Exercise </w:t>
+      </w:r>
+      <w:r>
+        <w:rPr>
+          <w:rFonts w:ascii="Helvetica Light" w:hAnsi="Helvetica Light"/>
+        </w:rPr>
+        <w:t>6</w:t>
+      </w:r>
+      <w:r>
+        <w:rPr>
+          <w:rFonts w:ascii="Helvetica Light" w:hAnsi="Helvetica Light"/>
+        </w:rPr>
+        <w:t>:</w:t>
+      </w:r>
+      <w:r>
+        <w:rPr>
+          <w:rFonts w:ascii="Helvetica Light" w:hAnsi="Helvetica Light"/>
+        </w:rPr>
+        <w:t xml:space="preserve"> </w:t>
+      </w:r>
+      <w:r>
+        <w:rPr>
+          <w:rFonts w:ascii="Helvetica Light" w:hAnsi="Helvetica Light"/>
+        </w:rPr>
         <w:t xml:space="preserve">The </w:t>
       </w:r>
       <w:r>
+        <w:rPr>
+          <w:rFonts w:ascii="Helvetica Light" w:hAnsi="Helvetica Light"/>
+        </w:rPr>
         <w:t>Node</w:t>
       </w:r>
     </w:p>
     <w:p>
-      <w:r>
-        <w:rPr>
-          <w:b/>
-          <w:bCs/>
-        </w:rPr>
-        <w:t>Label</w:t>
-      </w:r>
-      <w:r>
-        <w:t xml:space="preserve"> the graph:</w:t>
+      <w:pPr>
+        <w:rPr>
+          <w:rFonts w:ascii="Helvetica Light" w:hAnsi="Helvetica Light"/>
+        </w:rPr>
+      </w:pPr>
+      <w:r>
+        <w:rPr>
+          <w:rFonts w:ascii="Helvetica Light" w:hAnsi="Helvetica Light"/>
+        </w:rPr>
+        <w:t>Label the graph:</w:t>
       </w:r>
     </w:p>
     <w:p>
       <w:pPr>
         <w:jc w:val="center"/>
-      </w:pPr>
-      <w:r>
-        <w:rPr>
+        <w:rPr>
+          <w:rFonts w:ascii="Helvetica Light" w:hAnsi="Helvetica Light"/>
+        </w:rPr>
+      </w:pPr>
+      <w:r>
+        <w:rPr>
+          <w:rFonts w:ascii="Helvetica Light" w:hAnsi="Helvetica Light"/>
           <w:noProof/>
         </w:rPr>
         <w:drawing>
@@ -717,46 +1056,115 @@
         </w:drawing>
       </w:r>
     </w:p>
-    <w:p/>
-    <w:p>
-      <w:r>
-        <w:rPr>
-          <w:b/>
-          <w:bCs/>
+    <w:p>
+      <w:pPr>
+        <w:pStyle w:val="Heading3"/>
+        <w:rPr>
+          <w:rFonts w:ascii="Helvetica Light" w:hAnsi="Helvetica Light"/>
+        </w:rPr>
+      </w:pPr>
+      <w:r>
+        <w:rPr>
+          <w:rFonts w:ascii="Helvetica Light" w:hAnsi="Helvetica Light"/>
+        </w:rPr>
+        <w:t xml:space="preserve">Exercise </w:t>
+      </w:r>
+      <w:r>
+        <w:rPr>
+          <w:rFonts w:ascii="Helvetica Light" w:hAnsi="Helvetica Light"/>
+        </w:rPr>
+        <w:t>7</w:t>
+      </w:r>
+      <w:r>
+        <w:rPr>
+          <w:rFonts w:ascii="Helvetica Light" w:hAnsi="Helvetica Light"/>
+        </w:rPr>
+        <w:t xml:space="preserve">: </w:t>
+      </w:r>
+      <w:r>
+        <w:rPr>
+          <w:rFonts w:ascii="Helvetica Light" w:hAnsi="Helvetica Light"/>
+        </w:rPr>
+        <w:t>Activation Functions</w:t>
+      </w:r>
+    </w:p>
+    <w:p>
+      <w:pPr>
+        <w:rPr>
+          <w:rFonts w:ascii="Helvetica Light" w:hAnsi="Helvetica Light"/>
+        </w:rPr>
+      </w:pPr>
+      <w:r>
+        <w:rPr>
+          <w:rFonts w:ascii="Helvetica Light" w:hAnsi="Helvetica Light"/>
+        </w:rPr>
+        <w:t xml:space="preserve">7.1 </w:t>
+      </w:r>
+      <w:r>
+        <w:rPr>
+          <w:rFonts w:ascii="Helvetica Light" w:hAnsi="Helvetica Light"/>
         </w:rPr>
         <w:t>Draw</w:t>
       </w:r>
       <w:r>
+        <w:rPr>
+          <w:rFonts w:ascii="Helvetica Light" w:hAnsi="Helvetica Light"/>
+        </w:rPr>
         <w:t xml:space="preserve"> </w:t>
       </w:r>
       <w:r>
+        <w:rPr>
+          <w:rFonts w:ascii="Helvetica Light" w:hAnsi="Helvetica Light"/>
+        </w:rPr>
         <w:t>the</w:t>
       </w:r>
       <w:r>
-        <w:t xml:space="preserve"> </w:t>
-      </w:r>
-      <w:r>
-        <w:rPr>
-          <w:b/>
-          <w:bCs/>
-        </w:rPr>
-        <w:t>functions</w:t>
-      </w:r>
-      <w:r>
-        <w:t xml:space="preserve"> could be used </w:t>
-      </w:r>
-      <w:r>
+        <w:rPr>
+          <w:rFonts w:ascii="Helvetica Light" w:hAnsi="Helvetica Light"/>
+        </w:rPr>
+        <w:t xml:space="preserve"> functions could be used </w:t>
+      </w:r>
+      <w:r>
+        <w:rPr>
+          <w:rFonts w:ascii="Helvetica Light" w:hAnsi="Helvetica Light"/>
+        </w:rPr>
         <w:t xml:space="preserve">in a node </w:t>
       </w:r>
       <w:r>
-        <w:t>and what are they good for?</w:t>
-      </w:r>
-    </w:p>
-    <w:p/>
-    <w:p/>
-    <w:p>
-      <w:r>
-        <w:rPr>
+        <w:rPr>
+          <w:rFonts w:ascii="Helvetica Light" w:hAnsi="Helvetica Light"/>
+        </w:rPr>
+        <w:t xml:space="preserve">and what are they </w:t>
+      </w:r>
+      <w:r>
+        <w:rPr>
+          <w:rFonts w:ascii="Helvetica Light" w:hAnsi="Helvetica Light"/>
+        </w:rPr>
+        <w:t>used</w:t>
+      </w:r>
+      <w:r>
+        <w:rPr>
+          <w:rFonts w:ascii="Helvetica Light" w:hAnsi="Helvetica Light"/>
+        </w:rPr>
+        <w:t xml:space="preserve"> for?</w:t>
+      </w:r>
+    </w:p>
+    <w:p>
+      <w:pPr>
+        <w:rPr>
+          <w:rFonts w:ascii="Helvetica Light" w:hAnsi="Helvetica Light"/>
+        </w:rPr>
+      </w:pPr>
+    </w:p>
+    <w:p>
+      <w:pPr>
+        <w:rPr>
+          <w:rFonts w:ascii="Helvetica Light" w:hAnsi="Helvetica Light"/>
+        </w:rPr>
+      </w:pPr>
+      <w:r>
+        <w:rPr>
+          <w:rFonts w:ascii="Helvetica Light" w:hAnsi="Helvetica Light"/>
           <w:noProof/>
         </w:rPr>
         <w:drawing>
@@ -820,13 +1228,25 @@
         </w:drawing>
       </w:r>
     </w:p>
-    <w:p/>
-    <w:p/>
-    <w:p/>
+    <w:p>
+      <w:pPr>
+        <w:rPr>
+          <w:rFonts w:ascii="Helvetica Light" w:hAnsi="Helvetica Light"/>
+        </w:rPr>
+      </w:pPr>
+    </w:p>
+    <w:p>
+      <w:pPr>
+        <w:rPr>
+          <w:rFonts w:ascii="Helvetica Light" w:hAnsi="Helvetica Light"/>
+        </w:rPr>
+      </w:pPr>
+    </w:p>
     <w:p>
       <w:pPr>
         <w:rPr>
           <w:rStyle w:val="Heading1Char"/>
+          <w:rFonts w:ascii="Helvetica Light" w:hAnsi="Helvetica Light"/>
           <w:color w:val="000000" w:themeColor="text1"/>
           <w:sz w:val="24"/>
           <w:szCs w:val="24"/>
@@ -835,48 +1255,40 @@
       <w:r>
         <w:rPr>
           <w:rStyle w:val="Heading1Char"/>
+          <w:rFonts w:ascii="Helvetica Light" w:hAnsi="Helvetica Light"/>
           <w:color w:val="000000" w:themeColor="text1"/>
           <w:sz w:val="24"/>
           <w:szCs w:val="24"/>
         </w:rPr>
-        <w:t xml:space="preserve">What does an </w:t>
+        <w:t xml:space="preserve">7.2 </w:t>
       </w:r>
       <w:r>
         <w:rPr>
           <w:rStyle w:val="Heading1Char"/>
-          <w:b/>
-          <w:bCs/>
+          <w:rFonts w:ascii="Helvetica Light" w:hAnsi="Helvetica Light"/>
           <w:color w:val="000000" w:themeColor="text1"/>
           <w:sz w:val="24"/>
           <w:szCs w:val="24"/>
         </w:rPr>
-        <w:t>Artificial Neural Network learn</w:t>
-      </w:r>
-      <w:r>
+        <w:t>What does an Artificial Neural Network learn?</w:t>
+      </w:r>
+    </w:p>
+    <w:p>
+      <w:pPr>
         <w:rPr>
           <w:rStyle w:val="Heading1Char"/>
+          <w:rFonts w:ascii="Helvetica Light" w:hAnsi="Helvetica Light"/>
           <w:color w:val="000000" w:themeColor="text1"/>
           <w:sz w:val="24"/>
           <w:szCs w:val="24"/>
         </w:rPr>
-        <w:t>?</w:t>
-      </w:r>
+      </w:pPr>
     </w:p>
     <w:p>
       <w:pPr>
         <w:rPr>
           <w:rStyle w:val="Heading1Char"/>
-          <w:color w:val="000000" w:themeColor="text1"/>
-          <w:sz w:val="24"/>
-          <w:szCs w:val="24"/>
-        </w:rPr>
-      </w:pPr>
-    </w:p>
-    <w:p>
-      <w:pPr>
-        <w:rPr>
-          <w:rStyle w:val="Heading1Char"/>
-          <w:rFonts w:asciiTheme="minorHAnsi" w:eastAsiaTheme="minorHAnsi" w:hAnsiTheme="minorHAnsi" w:cstheme="minorBidi"/>
+          <w:rFonts w:ascii="Helvetica Light" w:eastAsiaTheme="minorHAnsi" w:hAnsi="Helvetica Light" w:cstheme="minorBidi"/>
           <w:color w:val="auto"/>
           <w:sz w:val="24"/>
           <w:szCs w:val="24"/>
@@ -885,6 +1297,7 @@
       <w:r>
         <w:rPr>
           <w:rStyle w:val="Heading1Char"/>
+          <w:rFonts w:ascii="Helvetica Light" w:hAnsi="Helvetica Light"/>
         </w:rPr>
         <w:br w:type="page"/>
       </w:r>
@@ -892,22 +1305,35 @@
     <w:p>
       <w:pPr>
         <w:pStyle w:val="Heading3"/>
-      </w:pPr>
-      <w:r>
+        <w:rPr>
+          <w:rFonts w:ascii="Helvetica Light" w:hAnsi="Helvetica Light"/>
+        </w:rPr>
+      </w:pPr>
+      <w:r>
+        <w:rPr>
+          <w:rFonts w:ascii="Helvetica Light" w:hAnsi="Helvetica Light"/>
+        </w:rPr>
         <w:lastRenderedPageBreak/>
+        <w:t xml:space="preserve">Exercise 8: </w:t>
+      </w:r>
+      <w:r>
+        <w:rPr>
+          <w:rFonts w:ascii="Helvetica Light" w:hAnsi="Helvetica Light"/>
+        </w:rPr>
         <w:t>An Artificial Neural Network</w:t>
       </w:r>
     </w:p>
     <w:p>
-      <w:r>
-        <w:rPr>
-          <w:b/>
-          <w:bCs/>
-        </w:rPr>
-        <w:t>Label</w:t>
-      </w:r>
-      <w:r>
-        <w:t xml:space="preserve"> the graph:</w:t>
+      <w:pPr>
+        <w:rPr>
+          <w:rFonts w:ascii="Helvetica Light" w:hAnsi="Helvetica Light"/>
+        </w:rPr>
+      </w:pPr>
+      <w:r>
+        <w:rPr>
+          <w:rFonts w:ascii="Helvetica Light" w:hAnsi="Helvetica Light"/>
+        </w:rPr>
+        <w:t>Label the graph:</w:t>
       </w:r>
     </w:p>
     <w:p>
@@ -915,18 +1341,19 @@
         <w:jc w:val="center"/>
         <w:rPr>
           <w:rStyle w:val="Heading1Char"/>
-        </w:rPr>
-      </w:pPr>
-      <w:r>
-        <w:rPr>
-          <w:rFonts w:asciiTheme="majorHAnsi" w:eastAsiaTheme="majorEastAsia" w:hAnsiTheme="majorHAnsi" w:cstheme="majorBidi"/>
+          <w:rFonts w:ascii="Helvetica Light" w:hAnsi="Helvetica Light"/>
+        </w:rPr>
+      </w:pPr>
+      <w:r>
+        <w:rPr>
+          <w:rFonts w:ascii="Helvetica Light" w:eastAsiaTheme="majorEastAsia" w:hAnsi="Helvetica Light" w:cstheme="majorBidi"/>
           <w:noProof/>
           <w:color w:val="0F4761" w:themeColor="accent1" w:themeShade="BF"/>
           <w:sz w:val="40"/>
           <w:szCs w:val="40"/>
         </w:rPr>
         <w:drawing>
-          <wp:inline distT="0" distB="0" distL="0" distR="0" wp14:anchorId="1D69FD7D" wp14:editId="55CF4540">
+          <wp:inline distT="0" distB="0" distL="0" distR="0" wp14:anchorId="1D69FD7D" wp14:editId="51715467">
             <wp:extent cx="3553460" cy="6956173"/>
             <wp:effectExtent l="0" t="0" r="8890" b="0"/>
             <wp:docPr id="1560336478" name="Picture 6" descr="A screenshot of a cell phone&#10;&#10;Description automatically generated"/>
@@ -977,8 +1404,29 @@
     </w:p>
     <w:p>
       <w:pPr>
+        <w:pStyle w:val="Heading3"/>
         <w:rPr>
           <w:rStyle w:val="Heading1Char"/>
+          <w:rFonts w:ascii="Helvetica Light" w:hAnsi="Helvetica Light"/>
+          <w:sz w:val="28"/>
+          <w:szCs w:val="28"/>
+        </w:rPr>
+      </w:pPr>
+      <w:r>
+        <w:rPr>
+          <w:rStyle w:val="Heading1Char"/>
+          <w:rFonts w:ascii="Helvetica Light" w:hAnsi="Helvetica Light"/>
+          <w:sz w:val="28"/>
+          <w:szCs w:val="28"/>
+        </w:rPr>
+        <w:t>Exercise 9:</w:t>
+      </w:r>
+    </w:p>
+    <w:p>
+      <w:pPr>
+        <w:rPr>
+          <w:rStyle w:val="Heading1Char"/>
+          <w:rFonts w:ascii="Helvetica Light" w:hAnsi="Helvetica Light"/>
           <w:color w:val="000000" w:themeColor="text1"/>
           <w:sz w:val="24"/>
           <w:szCs w:val="24"/>
@@ -987,37 +1435,27 @@
       <w:r>
         <w:rPr>
           <w:rStyle w:val="Heading1Char"/>
+          <w:rFonts w:ascii="Helvetica Light" w:hAnsi="Helvetica Light"/>
           <w:color w:val="000000" w:themeColor="text1"/>
           <w:sz w:val="24"/>
           <w:szCs w:val="24"/>
         </w:rPr>
-        <w:t xml:space="preserve">How are you </w:t>
+        <w:t>How are you smarter than</w:t>
       </w:r>
       <w:r>
         <w:rPr>
           <w:rStyle w:val="Heading1Char"/>
-          <w:b/>
-          <w:bCs/>
+          <w:rFonts w:ascii="Helvetica Light" w:hAnsi="Helvetica Light"/>
           <w:color w:val="000000" w:themeColor="text1"/>
           <w:sz w:val="24"/>
           <w:szCs w:val="24"/>
         </w:rPr>
-        <w:t>smarter than</w:t>
+        <w:t xml:space="preserve"> AI?</w:t>
       </w:r>
       <w:r>
         <w:rPr>
           <w:rStyle w:val="Heading1Char"/>
-          <w:b/>
-          <w:bCs/>
-          <w:color w:val="000000" w:themeColor="text1"/>
-          <w:sz w:val="24"/>
-          <w:szCs w:val="24"/>
-        </w:rPr>
-        <w:t xml:space="preserve"> AI?</w:t>
-      </w:r>
-      <w:r>
-        <w:rPr>
-          <w:rStyle w:val="Heading1Char"/>
+          <w:rFonts w:ascii="Helvetica Light" w:hAnsi="Helvetica Light"/>
           <w:color w:val="000000" w:themeColor="text1"/>
           <w:sz w:val="24"/>
           <w:szCs w:val="24"/>
